--- a/최종교재/05장_왜_바이브코딩인가.docx
+++ b/최종교재/05장_왜_바이브코딩인가.docx
@@ -186,7 +186,24 @@
           <w:i w:val="0"/>
           <w:color w:val="000000"/>
         </w:rPr>
-        <w:t>이 용어는 2025년 초 AI 연구자 안드레이 카파시(Andrej Karpathy)[^1]가 "코드의 존재조차 잊고 분위기(vibe)에 몸을 맡긴 채 개발한다"라고 표현한 것을 계기로 널리 알려지게 되었습니다. 처음에는 반쯤 농담 삼아 사용한 표현이었을 것입니다. 그러나 현재는 많은 개발자와 비개발자들이 이 방식으로 소프트웨어를 제작하고 있으며, 이 책의 원고와 예제 앱 역시 상당 부분 바이브코딩 방식으로 제작되었습니다.</w:t>
+        <w:t>이 용어는 2025년 초 AI 연구자 안드레이 카파시(Andrej Karpathy)</w:t>
+      </w:r>
+      <w:r>
+        <w:rPr>
+          <w:b w:val="0"/>
+          <w:i w:val="0"/>
+          <w:color w:val="000000"/>
+          <w:vertAlign w:val="superscript"/>
+        </w:rPr>
+        <w:t>1</w:t>
+      </w:r>
+      <w:r>
+        <w:rPr>
+          <w:b w:val="0"/>
+          <w:i w:val="0"/>
+          <w:color w:val="000000"/>
+        </w:rPr>
+        <w:t>가 "코드의 존재조차 잊고 분위기(vibe)에 몸을 맡긴 채 개발한다"라고 표현한 것을 계기로 널리 알려지게 되었습니다. 처음에는 반쯤 농담 삼아 사용한 표현이었을 것입니다. 그러나 현재는 많은 개발자와 비개발자들이 이 방식으로 소프트웨어를 제작하고 있으며, 이 책의 원고와 예제 앱 역시 상당 부분 바이브코딩 방식으로 제작되었습니다.</w:t>
       </w:r>
     </w:p>
     <w:p>
@@ -567,10 +584,9 @@
         <w:rPr>
           <w:b w:val="0"/>
           <w:i w:val="0"/>
-          <w:strike w:val="0"/>
           <w:color w:val="000000"/>
         </w:rPr>
-        <w:t>비유하자면 여러분은 건축주이자 현장 감독입니다. 벽돌을 직접 쌓는 법(문법)은 몰라도 되지만, 도면(구조)을 읽을 줄은 알아야 합니다. 도면을 못 읽는 건축주는 시공사가 방 하나를 빼먹어도 완공식 날까지 모릅니다. 이 책의 코드 해설이 길지 않으면서도 꼬박꼬박 등장하는 이유가 이것입니다. 우리는 코드를 "채점"하러 읽는 것이 아니라 "도면을 확인"하러 읽습니다.</w:t>
+        <w:t>여러분은 제작할 내용을 결정하고 결과의 정확성을 확인하는 역할을 수행합니다. 코드를 직접 한 줄씩 작성할 수는 없더라도, 전체 파일의 개수, 데이터의 저장 위치, 프로그램의 실행 순서 정도는 파악할 수 있어야 합니다. 그래야 AI가 요청한 기능을 빠뜨리거나 의도와 다르게 구현하였을 때 신속하게 알아챌 수 있기 때문입니다. 그러므로 이 책의 각 실습에는 코드에 관한 설명이 간결하면서도 핵심적인 내용 위주로 포함될 것입니다. 제시되는 코드는 전체적인 구조를 파악하기 위한 목적으로 읽도록 할 것입니다.</w:t>
       </w:r>
     </w:p>
     <w:p>
@@ -724,7 +740,7 @@
           <w:i w:val="0"/>
           <w:color w:val="000000"/>
         </w:rPr>
-        <w:t>작은 단위로 요청합니다. "맛집 지도 앱을 통째로 만들어줘"라고 포괄적인 내용을 한 번에 요청하면 AI가 결과를 제시하기는 하겠지만, 생성되는 코드의 분량이 많아 어느 부분에 문제가 있는지 확인하기가 어려워집니다. 그러므로 "지도만 띄워줘" → "마커 하나만 찍어줘" → "마커를 클릭하면 말풍선이 뜨게 해줘"의 순서와 같이 한 번에 하나씩 단계별로 요청하는 것이 좋습니다. 요청의 범위가 작을수록 실행 결과를 즉시 확인할 수 있고, 문제가 발생한 경우 그 원인을 찾아 수정하기도 용이합니다. 이 책의 26개 장 역시 그러한 단계별 접근 방식에 맞추어 내용을 구성하였습니다.</w:t>
+        <w:t>작은 단위로 요청합니다. "맛집 지도 앱을 통째로 만들어줘"라고 포괄적인 내용을 한 번에 요청하면 AI가 결과를 제시하기는 하겠지만, 생성되는 코드의 분량이 많아 어느 부분에 문제가 있는지 확인하기가 어려워집니다. 그러므로 "지도만 띄워줘" → "마커 하나만 찍어줘" → "마커를 클릭하면 말풍선이 뜨게 해줘"의 순서와 같이 한 번에 하나씩 단계별로 요청하는 것이 좋습니다. 요청의 범위가 작을수록 실행 결과를 즉시 확인할 수 있고, 문제가 발생한 경우 그 원인을 찾아 수정하기도 용이합니다. 이 책의 29개 장 역시 그러한 단계별 접근 방식에 맞추어 내용을 구성하였습니다.</w:t>
       </w:r>
     </w:p>
     <w:p>
@@ -1025,7 +1041,7 @@
           <w:i w:val="0"/>
           <w:color w:val="000000"/>
         </w:rPr>
-        <w:t>도구를 설치하는 과정(6장~10장)에서 화면에 표시되는 도구의 버전이 책에 수록된 화면과 약간의 차이가 있더라도 문제가 없습니다. 도구의 세부 내용은 지속적으로 개선되지만, 설치하는 순서와 기본적인 방법은 동일하기 때문입니다. 만약 화면의 구성 요소가 책의 내용과 상당히 다르다면, 해당 화면을 캡처하여 AI에게 "이 화면에서 뭘 눌러야 해?"라고 질문하면 필요한 정보를 얻을 수 있습니다.</w:t>
+        <w:t>도구를 설치하는 과정(6장~6장)에서 화면에 표시되는 도구의 버전이 책에 수록된 화면과 약간의 차이가 있더라도 문제가 없습니다. 도구의 세부 내용은 지속적으로 개선되지만, 설치하는 순서와 기본적인 방법은 동일하기 때문입니다. 만약 화면의 구성 요소가 책의 내용과 상당히 다르다면, 해당 화면을 캡처하여 AI에게 "이 화면에서 뭘 눌러야 해?"라고 질문하면 필요한 정보를 얻을 수 있습니다.</w:t>
       </w:r>
     </w:p>
     <w:p>
@@ -1617,45 +1633,8 @@
         <w:ind w:left="259"/>
       </w:pPr>
       <w:r>
-        <w:t xml:space="preserve">• </w:t>
-      </w:r>
-      <w:r>
-        <w:rPr>
-          <w:rFonts w:ascii="Consolas" w:hAnsi="Consolas"/>
-          <w:b w:val="0"/>
-          <w:i w:val="0"/>
-          <w:strike w:val="0"/>
-          <w:color w:val="000000"/>
-          <w:sz w:val="17"/>
-        </w:rPr>
-        <w:t>프롬프트 엔지니어링</w:t>
-      </w:r>
-      <w:r>
-        <w:rPr>
-          <w:b w:val="0"/>
-          <w:i w:val="0"/>
-          <w:strike w:val="0"/>
-          <w:color w:val="000000"/>
-        </w:rPr>
-        <w:t xml:space="preserve"> — AI에게서 원하는 결과를 얻기 위해 요청문을 설계하는 기술 (</w:t>
-      </w:r>
-      <w:r>
-        <w:rPr>
-          <w:b w:val="0"/>
-          <w:i w:val="0"/>
-          <w:strike w:val="0"/>
-          <w:color w:val="000000"/>
-        </w:rPr>
-        <w:t>8장</w:t>
-      </w:r>
-      <w:r>
-        <w:rPr>
-          <w:b w:val="0"/>
-          <w:i w:val="0"/>
-          <w:strike w:val="0"/>
-          <w:color w:val="000000"/>
-        </w:rPr>
-        <w:t>에서 실전 버전을 배웁니다)</w:t>
+        <w:rPr/>
+        <w:t>• 프롬프트 엔지니어링 — AI에게서 원하는 결과를 얻기 위해 요청문을 설계하는 기술 (12장에서 실전 버전을 배웁니다)</w:t>
       </w:r>
     </w:p>
     <w:p>
@@ -1663,45 +1642,8 @@
         <w:ind w:left="259"/>
       </w:pPr>
       <w:r>
-        <w:t xml:space="preserve">• </w:t>
-      </w:r>
-      <w:r>
-        <w:rPr>
-          <w:rFonts w:ascii="Consolas" w:hAnsi="Consolas"/>
-          <w:b w:val="0"/>
-          <w:i w:val="0"/>
-          <w:strike w:val="0"/>
-          <w:color w:val="000000"/>
-          <w:sz w:val="17"/>
-        </w:rPr>
-        <w:t>터미널(명령 프롬프트)</w:t>
-      </w:r>
-      <w:r>
-        <w:rPr>
-          <w:b w:val="0"/>
-          <w:i w:val="0"/>
-          <w:strike w:val="0"/>
-          <w:color w:val="000000"/>
-        </w:rPr>
-        <w:t xml:space="preserve"> — 마우스 대신 글자 명령으로 컴퓨터를 조작하는 창. </w:t>
-      </w:r>
-      <w:r>
-        <w:rPr>
-          <w:b w:val="0"/>
-          <w:i w:val="0"/>
-          <w:strike w:val="0"/>
-          <w:color w:val="000000"/>
-        </w:rPr>
-        <w:t>6장</w:t>
-      </w:r>
-      <w:r>
-        <w:rPr>
-          <w:b w:val="0"/>
-          <w:i w:val="0"/>
-          <w:strike w:val="0"/>
-          <w:color w:val="000000"/>
-        </w:rPr>
-        <w:t>부터 계속 만나게 됩니다</w:t>
+        <w:rPr/>
+        <w:t>• 터미널(명령 프롬프트) — 마우스 대신 글자 명령으로 컴퓨터를 조작하는 창. 10장부터 계속 만나게 됩니다</w:t>
       </w:r>
     </w:p>
     <w:p>
@@ -1758,37 +1700,9 @@
         <w:rPr>
           <w:b/>
           <w:i w:val="0"/>
-          <w:strike w:val="0"/>
           <w:color w:val="000000"/>
         </w:rPr>
-        <w:t>다음 장 예고</w:t>
-      </w:r>
-      <w:r>
-        <w:rPr>
-          <w:b w:val="0"/>
-          <w:i w:val="0"/>
-          <w:strike w:val="0"/>
-          <w:color w:val="000000"/>
-        </w:rPr>
-        <w:t xml:space="preserve"> — </w:t>
-      </w:r>
-      <w:r>
-        <w:rPr>
-          <w:b w:val="0"/>
-          <w:i w:val="0"/>
-          <w:strike w:val="0"/>
-          <w:color w:val="000000"/>
-        </w:rPr>
-        <w:t>6장</w:t>
-      </w:r>
-      <w:r>
-        <w:rPr>
-          <w:b w:val="0"/>
-          <w:i w:val="0"/>
-          <w:strike w:val="0"/>
-          <w:color w:val="000000"/>
-        </w:rPr>
-        <w:t>에서는 모든 도구의 기반이 되는 Node.js를 설치합니다. 다운로드 버튼이 여러 개라 헷갈리는 공식 사이트에서 무엇을 골라야 하는지, 설치가 잘 됐는지 터미널에서 어떻게 확인하는지, 그리고 초보자를 가장 자주 괴롭히는 PATH 문제까지 스크린샷과 함께 차근차근 해결합니다.</w:t>
+        <w:t>다음 장 예고 — 10장에서는 모든 도구의 기반이 되는 Node.js를 설치합니다. 다운로드 버튼이 여러 개라 헷갈리는 공식 사이트에서 무엇을 골라야 하는지, 설치가 잘 됐는지 터미널에서 어떻게 확인하는지, 그리고 초보자를 가장 자주 괴롭히는 PATH 문제까지 스크린샷과 함께 차근차근 해결합니다.</w:t>
       </w:r>
     </w:p>
     <w:p>

--- a/최종교재/05장_왜_바이브코딩인가.docx
+++ b/최종교재/05장_왜_바이브코딩인가.docx
@@ -683,10 +683,9 @@
         <w:rPr>
           <w:b w:val="0"/>
           <w:i w:val="0"/>
-          <w:strike w:val="0"/>
           <w:color w:val="000000"/>
         </w:rPr>
-        <w:t>방금 만든 코드를 프로그래밍을 처음 배우는 사람에게 설명하듯이, 위에서 아래로 실행 순서를 따라가며 설명해줘. 비유를 하나 들어줘.</w:t>
+        <w:t>방금 작성한 코드를 프로그래밍을 처음 배우는 사람도 이해할 수 있도록 설명하되, 위에서 아래로 실행 순서를 따라가며 설명해 주십시오. 적절한 비유를 함께 제시해 주십시오.</w:t>
       </w:r>
     </w:p>
     <w:p>
@@ -694,10 +693,9 @@
         <w:rPr>
           <w:b w:val="0"/>
           <w:i w:val="0"/>
-          <w:strike w:val="0"/>
           <w:color w:val="000000"/>
         </w:rPr>
-        <w:t>AI는 훌륭한 코딩 도구인 동시에, 지치지 않는 과외 선생님이기도 합니다. 같은 질문을 열 번 해도 짜증 내지 않습니다. 모르는 것을 모른다고 말하는 데 부끄러움을 느낄 필요가 없는 상대라는 점이, 어쩌면 바이브코딩 학습의 가장 큰 축복일지도 모릅니다.</w:t>
+        <w:t>AI는 훌륭한 코딩 도구인 동시에, 지치지 않는 개인 교사와 같습니다. 같은 질문을 여러 번 반복해도 친절하게 답변해 줍니다. 모르는 것을 모른다고 말하는 데 부끄러움을 느낄 필요가 없다는 점이, 어쩌면 바이브코딩 학습의 가장 큰 장점일지도 모릅니다.</w:t>
       </w:r>
     </w:p>
     <w:p>
@@ -760,7 +758,7 @@
           <w:i w:val="0"/>
           <w:color w:val="000000"/>
         </w:rPr>
-        <w:t>예상과 다른 결과가 나오면 이전 상태로 복구합니다. 문제가 발생한 지점부터 계속하여 수정을 요청하는 것보다, 정상적으로 동작하던 시점으로 돌아가 요청 내용을 보완한 뒤 다시 작업을 요청하는 것이 더 효율적인 경우가 많습니다. Git을 사용하여 정상 작동하는 시점을 미리 기록해 두었다면, 간단한 명령어 한 줄로 해당 시점으로 복구할 수 있습니다. 이전 상태로 언제든지 복구할 수 있다면, 결과를 예측하기 어려운 시도도 부담 없이 진행해 볼 수 있으며, 그만큼 더 다양한 접근 방식을 시험해 볼 수 있게 됩니다.</w:t>
+        <w:t>예상과 다른 결과가 나타나면 이전 상태로 복구하십시오. 문제가 발생한 지점부터 계속하여 수정을 요청하는 것보다, 정상적으로 동작하던 시점으로 돌아가 요청 내용을 보완한 뒤 다시 작업을 요청하는 것이 더 효율적인 경우가 많습니다. Git을 사용하여 정상 작동하는 시점을 미리 기록해 두었다면, 간단한 명령어 한 줄로 해당 시점으로 복구할 수 있습니다. 이전 상태로 언제든지 복구할 수 있다면, 결과를 예측하기 어려운 시도도 부담 없이 진행해 볼 수 있으며, 그만큼 더 다양한 접근 방식을 시험해 볼 수 있게 됩니다.</w:t>
       </w:r>
     </w:p>
     <w:p>
